--- a/zht/docx/003.content.docx
+++ b/zht/docx/003.content.docx
@@ -19,7 +19,7 @@
         <w:rPr>
           <w:lang w:val="zh_TW" w:bidi="zh_TW"/>
         </w:rPr>
-        <w:t>Resource: Tyndale Open Study Notes</w:t>
+        <w:t>Resource: Aquifer Open Study Notes (Profiles)</w:t>
       </w:r>
       <w:r>
         <w:rPr>
@@ -112,7 +112,7 @@
         <w:rPr>
           <w:lang w:val="zh_TW" w:bidi="zh_TW"/>
         </w:rPr>
-        <w:t>Tyndale Open Study Notes</w:t>
+        <w:t>Aquifer Open Study Notes (Profiles)</w:t>
       </w:r>
     </w:p>
     <w:p>

--- a/zht/docx/003.content.docx
+++ b/zht/docx/003.content.docx
@@ -247,36 +247,24 @@
         </w:rPr>
         <w:t>在大洪水過後幾代出生的寧錄建造了巴比倫（</w:t>
       </w:r>
-      <w:hyperlink r:id="rId13">
-        <w:r>
-          <w:rPr>
-            <w:lang w:val="zh_TW" w:bidi="zh_TW"/>
-          </w:rPr>
-          <w:rPr>
-            <w:color w:val="0000EE"/>
-            <w:u w:val="single"/>
-          </w:rPr>
-          <w:t>創10:8–10</w:t>
-        </w:r>
-      </w:hyperlink>
+      <w:r>
+        <w:rPr>
+          <w:lang w:val="zh_TW" w:bidi="zh_TW"/>
+        </w:rPr>
+        <w:t>創10:8–10</w:t>
+      </w:r>
       <w:r>
         <w:rPr>
           <w:lang w:val="zh_TW" w:bidi="zh_TW"/>
         </w:rPr>
         <w:t>）。他位列歷史上第一批強大的統治者名單中。巴比倫這個名字來自巴別，在巴比倫語中意為「神的門」。巴比倫很可能位於巴別塔所在之處（</w:t>
       </w:r>
-      <w:hyperlink r:id="rId14">
-        <w:r>
-          <w:rPr>
-            <w:lang w:val="zh_TW" w:bidi="zh_TW"/>
-          </w:rPr>
-          <w:rPr>
-            <w:color w:val="0000EE"/>
-            <w:u w:val="single"/>
-          </w:rPr>
-          <w:t>創11:1–9</w:t>
-        </w:r>
-      </w:hyperlink>
+      <w:r>
+        <w:rPr>
+          <w:lang w:val="zh_TW" w:bidi="zh_TW"/>
+        </w:rPr>
+        <w:t>創11:1–9</w:t>
+      </w:r>
       <w:r>
         <w:rPr>
           <w:lang w:val="zh_TW" w:bidi="zh_TW"/>
@@ -383,36 +371,24 @@
         </w:rPr>
         <w:t>公元前851年，亞述王撒縵以色三世（Shalmaneser III，統治期間為公元前858年至824年）佔領了巴比倫。他禮待這座古老的城市，允許它的國王作為藩王繼續統治。在大約150年後的公元前705年，一位名叫米羅達‧巴拉但（Merodach-baladan）的巴比倫藩王發動了叛亂。他派遣使者尋求猶大王希西家的支持（見</w:t>
       </w:r>
-      <w:hyperlink r:id="rId15">
-        <w:r>
-          <w:rPr>
-            <w:lang w:val="zh_TW" w:bidi="zh_TW"/>
-          </w:rPr>
-          <w:rPr>
-            <w:color w:val="0000EE"/>
-            <w:u w:val="single"/>
-          </w:rPr>
-          <w:t>王下20:12–19</w:t>
-        </w:r>
-      </w:hyperlink>
+      <w:r>
+        <w:rPr>
+          <w:lang w:val="zh_TW" w:bidi="zh_TW"/>
+        </w:rPr>
+        <w:t>王下20:12–19</w:t>
+      </w:r>
       <w:r>
         <w:rPr>
           <w:lang w:val="zh_TW" w:bidi="zh_TW"/>
         </w:rPr>
         <w:t>；</w:t>
       </w:r>
-      <w:hyperlink r:id="rId16">
-        <w:r>
-          <w:rPr>
-            <w:lang w:val="zh_TW" w:bidi="zh_TW"/>
-          </w:rPr>
-          <w:rPr>
-            <w:color w:val="0000EE"/>
-            <w:u w:val="single"/>
-          </w:rPr>
-          <w:t>賽39</w:t>
-        </w:r>
-      </w:hyperlink>
+      <w:r>
+        <w:rPr>
+          <w:lang w:val="zh_TW" w:bidi="zh_TW"/>
+        </w:rPr>
+        <w:t>賽39</w:t>
+      </w:r>
       <w:r>
         <w:rPr>
           <w:lang w:val="zh_TW" w:bidi="zh_TW"/>
@@ -444,18 +420,12 @@
         </w:rPr>
         <w:t>迦勒底王尼布卜拉撒（Nabopolassar）於公元前625年到605年統治巴比倫，他終結了亞述帝國的統治。他的兒子尼布甲尼撒二世（Nebuchadnezzar II）於公元前605年到562年統治。在尼布甲尼撒的統治下，巴比倫成為近東的主要強國和一座輝煌的城市（見</w:t>
       </w:r>
-      <w:hyperlink r:id="rId17">
-        <w:r>
-          <w:rPr>
-            <w:lang w:val="zh_TW" w:bidi="zh_TW"/>
-          </w:rPr>
-          <w:rPr>
-            <w:color w:val="0000EE"/>
-            <w:u w:val="single"/>
-          </w:rPr>
-          <w:t>但1–4</w:t>
-        </w:r>
-      </w:hyperlink>
+      <w:r>
+        <w:rPr>
+          <w:lang w:val="zh_TW" w:bidi="zh_TW"/>
+        </w:rPr>
+        <w:t>但1–4</w:t>
+      </w:r>
       <w:r>
         <w:rPr>
           <w:lang w:val="zh_TW" w:bidi="zh_TW"/>
@@ -476,18 +446,12 @@
         </w:rPr>
         <w:t>在尼布甲尼撒去世後，拿波尼度（Nabonidus）成為下一任巴比倫王。拿波尼度曾是一位處理與其它國家外交事務的高級政府官員。他的統治時期大約是公元前555年至公元前539年。拿波尼度忽視巴比倫，因此失去了巴比倫對他的支持。當波斯的大流士王（Cyrus II，於公元前559年至公元前530年在位）在公元前539年10月攻佔這座城市時（參見</w:t>
       </w:r>
-      <w:hyperlink r:id="rId18">
-        <w:r>
-          <w:rPr>
-            <w:lang w:val="zh_TW" w:bidi="zh_TW"/>
-          </w:rPr>
-          <w:rPr>
-            <w:color w:val="0000EE"/>
-            <w:u w:val="single"/>
-          </w:rPr>
-          <w:t>但5:30–31</w:t>
-        </w:r>
-      </w:hyperlink>
+      <w:r>
+        <w:rPr>
+          <w:lang w:val="zh_TW" w:bidi="zh_TW"/>
+        </w:rPr>
+        <w:t>但5:30–31</w:t>
+      </w:r>
       <w:r>
         <w:rPr>
           <w:lang w:val="zh_TW" w:bidi="zh_TW"/>
@@ -543,36 +507,24 @@
         </w:rPr>
         <w:t>」(</w:t>
       </w:r>
-      <w:hyperlink r:id="rId19">
-        <w:r>
-          <w:rPr>
-            <w:lang w:val="zh_TW" w:bidi="zh_TW"/>
-          </w:rPr>
-          <w:rPr>
-            <w:color w:val="0000EE"/>
-            <w:u w:val="single"/>
-          </w:rPr>
-          <w:t>啟17:5</w:t>
-        </w:r>
-      </w:hyperlink>
+      <w:r>
+        <w:rPr>
+          <w:lang w:val="zh_TW" w:bidi="zh_TW"/>
+        </w:rPr>
+        <w:t>啟17:5</w:t>
+      </w:r>
       <w:r>
         <w:rPr>
           <w:lang w:val="zh_TW" w:bidi="zh_TW"/>
         </w:rPr>
         <w:t>)。它被描繪成一個極其不道德的財富和貿易中心，統治著地上的君王並迫害神的子民。地上的君王和商人將為它的傾覆而哀號（</w:t>
       </w:r>
-      <w:hyperlink r:id="rId20">
-        <w:r>
-          <w:rPr>
-            <w:lang w:val="zh_TW" w:bidi="zh_TW"/>
-          </w:rPr>
-          <w:rPr>
-            <w:color w:val="0000EE"/>
-            <w:u w:val="single"/>
-          </w:rPr>
-          <w:t>啟18:9–19）</w:t>
-        </w:r>
-      </w:hyperlink>
+      <w:r>
+        <w:rPr>
+          <w:lang w:val="zh_TW" w:bidi="zh_TW"/>
+        </w:rPr>
+        <w:t>啟18:9–19）</w:t>
+      </w:r>
       <w:r>
         <w:rPr>
           <w:lang w:val="zh_TW" w:bidi="zh_TW"/>
@@ -602,192 +554,120 @@
           <w:lang w:val="zh_TW" w:bidi="zh_TW"/>
         </w:rPr>
       </w:r>
-      <w:hyperlink r:id="rId21">
-        <w:r>
-          <w:rPr>
-            <w:lang w:val="zh_TW" w:bidi="zh_TW"/>
-          </w:rPr>
-          <w:rPr>
-            <w:color w:val="0000EE"/>
-            <w:u w:val="single"/>
-          </w:rPr>
-          <w:t>創8–9</w:t>
-        </w:r>
-      </w:hyperlink>
+      <w:r>
+        <w:rPr>
+          <w:lang w:val="zh_TW" w:bidi="zh_TW"/>
+        </w:rPr>
+        <w:t>創8–9</w:t>
+      </w:r>
       <w:r>
         <w:rPr>
           <w:lang w:val="zh_TW" w:bidi="zh_TW"/>
         </w:rPr>
         <w:t>，</w:t>
       </w:r>
-      <w:hyperlink r:id="rId14">
-        <w:r>
-          <w:rPr>
-            <w:lang w:val="zh_TW" w:bidi="zh_TW"/>
-          </w:rPr>
-          <w:rPr>
-            <w:color w:val="0000EE"/>
-            <w:u w:val="single"/>
-          </w:rPr>
-          <w:t>11:1–9</w:t>
-        </w:r>
-      </w:hyperlink>
+      <w:r>
+        <w:rPr>
+          <w:lang w:val="zh_TW" w:bidi="zh_TW"/>
+        </w:rPr>
+        <w:t>11:1–9</w:t>
+      </w:r>
       <w:r>
         <w:rPr>
           <w:lang w:val="zh_TW" w:bidi="zh_TW"/>
         </w:rPr>
         <w:t>；</w:t>
       </w:r>
-      <w:hyperlink r:id="rId15">
-        <w:r>
-          <w:rPr>
-            <w:lang w:val="zh_TW" w:bidi="zh_TW"/>
-          </w:rPr>
-          <w:rPr>
-            <w:color w:val="0000EE"/>
-            <w:u w:val="single"/>
-          </w:rPr>
-          <w:t>王下20:12–19</w:t>
-        </w:r>
-      </w:hyperlink>
+      <w:r>
+        <w:rPr>
+          <w:lang w:val="zh_TW" w:bidi="zh_TW"/>
+        </w:rPr>
+        <w:t>王下20:12–19</w:t>
+      </w:r>
       <w:r>
         <w:rPr>
           <w:lang w:val="zh_TW" w:bidi="zh_TW"/>
         </w:rPr>
         <w:t>，</w:t>
       </w:r>
-      <w:hyperlink r:id="rId22">
-        <w:r>
-          <w:rPr>
-            <w:lang w:val="zh_TW" w:bidi="zh_TW"/>
-          </w:rPr>
-          <w:rPr>
-            <w:color w:val="0000EE"/>
-            <w:u w:val="single"/>
-          </w:rPr>
-          <w:t>24:1–25:30；</w:t>
-        </w:r>
-      </w:hyperlink>
-      <w:hyperlink r:id="rId16">
-        <w:r>
-          <w:rPr>
-            <w:lang w:val="zh_TW" w:bidi="zh_TW"/>
-          </w:rPr>
-          <w:rPr>
-            <w:color w:val="0000EE"/>
-            <w:u w:val="single"/>
-          </w:rPr>
-          <w:t>賽39；</w:t>
-        </w:r>
-      </w:hyperlink>
-      <w:hyperlink r:id="rId23">
-        <w:r>
-          <w:rPr>
-            <w:lang w:val="zh_TW" w:bidi="zh_TW"/>
-          </w:rPr>
-          <w:rPr>
-            <w:color w:val="0000EE"/>
-            <w:u w:val="single"/>
-          </w:rPr>
-          <w:t>但1–5；</w:t>
-        </w:r>
-      </w:hyperlink>
-      <w:hyperlink r:id="rId24">
-        <w:r>
-          <w:rPr>
-            <w:lang w:val="zh_TW" w:bidi="zh_TW"/>
-          </w:rPr>
-          <w:rPr>
-            <w:color w:val="0000EE"/>
-            <w:u w:val="single"/>
-          </w:rPr>
-          <w:t>彼前5:13；</w:t>
-        </w:r>
-      </w:hyperlink>
-      <w:hyperlink r:id="rId25">
-        <w:r>
-          <w:rPr>
-            <w:lang w:val="zh_TW" w:bidi="zh_TW"/>
-          </w:rPr>
-          <w:rPr>
-            <w:color w:val="0000EE"/>
-            <w:u w:val="single"/>
-          </w:rPr>
-          <w:t>啟14:8</w:t>
-        </w:r>
-      </w:hyperlink>
+      <w:r>
+        <w:rPr>
+          <w:lang w:val="zh_TW" w:bidi="zh_TW"/>
+        </w:rPr>
+        <w:t>24:1–25:30；</w:t>
+      </w:r>
+      <w:r>
+        <w:rPr>
+          <w:lang w:val="zh_TW" w:bidi="zh_TW"/>
+        </w:rPr>
+        <w:t>賽39；</w:t>
+      </w:r>
+      <w:r>
+        <w:rPr>
+          <w:lang w:val="zh_TW" w:bidi="zh_TW"/>
+        </w:rPr>
+        <w:t>但1–5；</w:t>
+      </w:r>
+      <w:r>
+        <w:rPr>
+          <w:lang w:val="zh_TW" w:bidi="zh_TW"/>
+        </w:rPr>
+        <w:t>彼前5:13；</w:t>
+      </w:r>
+      <w:r>
+        <w:rPr>
+          <w:lang w:val="zh_TW" w:bidi="zh_TW"/>
+        </w:rPr>
+        <w:t>啟14:8</w:t>
+      </w:r>
       <w:r>
         <w:rPr>
           <w:lang w:val="zh_TW" w:bidi="zh_TW"/>
         </w:rPr>
         <w:t>，</w:t>
       </w:r>
-      <w:hyperlink r:id="rId26">
-        <w:r>
-          <w:rPr>
-            <w:lang w:val="zh_TW" w:bidi="zh_TW"/>
-          </w:rPr>
-          <w:rPr>
-            <w:color w:val="0000EE"/>
-            <w:u w:val="single"/>
-          </w:rPr>
-          <w:t>16:19</w:t>
-        </w:r>
-      </w:hyperlink>
+      <w:r>
+        <w:rPr>
+          <w:lang w:val="zh_TW" w:bidi="zh_TW"/>
+        </w:rPr>
+        <w:t>16:19</w:t>
+      </w:r>
       <w:r>
         <w:rPr>
           <w:lang w:val="zh_TW" w:bidi="zh_TW"/>
         </w:rPr>
         <w:t>，</w:t>
       </w:r>
-      <w:hyperlink r:id="rId19">
-        <w:r>
-          <w:rPr>
-            <w:lang w:val="zh_TW" w:bidi="zh_TW"/>
-          </w:rPr>
-          <w:rPr>
-            <w:color w:val="0000EE"/>
-            <w:u w:val="single"/>
-          </w:rPr>
-          <w:t>17:5</w:t>
-        </w:r>
-      </w:hyperlink>
+      <w:r>
+        <w:rPr>
+          <w:lang w:val="zh_TW" w:bidi="zh_TW"/>
+        </w:rPr>
+        <w:t>17:5</w:t>
+      </w:r>
       <w:r>
         <w:rPr>
           <w:lang w:val="zh_TW" w:bidi="zh_TW"/>
         </w:rPr>
         <w:t>，</w:t>
       </w:r>
-      <w:hyperlink r:id="rId27">
-        <w:r>
-          <w:rPr>
-            <w:lang w:val="zh_TW" w:bidi="zh_TW"/>
-          </w:rPr>
-          <w:rPr>
-            <w:color w:val="0000EE"/>
-            <w:u w:val="single"/>
-          </w:rPr>
-          <w:t>18:2–21</w:t>
-        </w:r>
-      </w:hyperlink>
+      <w:r>
+        <w:rPr>
+          <w:lang w:val="zh_TW" w:bidi="zh_TW"/>
+        </w:rPr>
+        <w:t>18:2–21</w:t>
+      </w:r>
       <w:r>
         <w:rPr>
           <w:lang w:val="zh_TW" w:bidi="zh_TW"/>
         </w:rPr>
         <w:t>，</w:t>
       </w:r>
-      <w:hyperlink r:id="rId28">
-        <w:r>
-          <w:rPr>
-            <w:lang w:val="zh_TW" w:bidi="zh_TW"/>
-          </w:rPr>
-          <w:rPr>
-            <w:color w:val="0000EE"/>
-            <w:u w:val="single"/>
-          </w:rPr>
-          <w:t>19:2</w:t>
-        </w:r>
-      </w:hyperlink>
+      <w:r>
+        <w:rPr>
+          <w:lang w:val="zh_TW" w:bidi="zh_TW"/>
+        </w:rPr>
+        <w:t>19:2</w:t>
+      </w:r>
       <w:r>
         <w:rPr>
           <w:lang w:val="zh_TW" w:bidi="zh_TW"/>
@@ -848,36 +728,24 @@
         </w:rPr>
         <w:t>；參</w:t>
       </w:r>
-      <w:hyperlink r:id="rId29">
-        <w:r>
-          <w:rPr>
-            <w:lang w:val="zh_TW" w:bidi="zh_TW"/>
-          </w:rPr>
-          <w:rPr>
-            <w:color w:val="0000EE"/>
-            <w:u w:val="single"/>
-          </w:rPr>
-          <w:t>書13:22</w:t>
-        </w:r>
-      </w:hyperlink>
+      <w:r>
+        <w:rPr>
+          <w:lang w:val="zh_TW" w:bidi="zh_TW"/>
+        </w:rPr>
+        <w:t>書13:22</w:t>
+      </w:r>
       <w:r>
         <w:rPr>
           <w:lang w:val="zh_TW" w:bidi="zh_TW"/>
         </w:rPr>
         <w:t>）。他為錢財而工作，因此當摩押王巴勒想僱用他來詛咒以色列民時，他迫切地想去。哪怕當神告訴他不要去時，他仍然希望神能改變主意，因為他很想去賺這筆錢（</w:t>
       </w:r>
-      <w:hyperlink r:id="rId30">
-        <w:r>
-          <w:rPr>
-            <w:lang w:val="zh_TW" w:bidi="zh_TW"/>
-          </w:rPr>
-          <w:rPr>
-            <w:color w:val="0000EE"/>
-            <w:u w:val="single"/>
-          </w:rPr>
-          <w:t>彼後2:15</w:t>
-        </w:r>
-      </w:hyperlink>
+      <w:r>
+        <w:rPr>
+          <w:lang w:val="zh_TW" w:bidi="zh_TW"/>
+        </w:rPr>
+        <w:t>彼後2:15</w:t>
+      </w:r>
       <w:r>
         <w:rPr>
           <w:lang w:val="zh_TW" w:bidi="zh_TW"/>
@@ -898,18 +766,12 @@
         </w:rPr>
         <w:t>後來神終於允許巴蘭去了，但要求巴蘭只能說神指示他的話，為的是要挫敗巴勒的籌謀（</w:t>
       </w:r>
-      <w:hyperlink r:id="rId31">
-        <w:r>
-          <w:rPr>
-            <w:lang w:val="zh_TW" w:bidi="zh_TW"/>
-          </w:rPr>
-          <w:rPr>
-            <w:color w:val="0000EE"/>
-            <w:u w:val="single"/>
-          </w:rPr>
-          <w:t>申23:4–5</w:t>
-        </w:r>
-      </w:hyperlink>
+      <w:r>
+        <w:rPr>
+          <w:lang w:val="zh_TW" w:bidi="zh_TW"/>
+        </w:rPr>
+        <w:t>申23:4–5</w:t>
+      </w:r>
       <w:r>
         <w:rPr>
           <w:lang w:val="zh_TW" w:bidi="zh_TW"/>
@@ -930,36 +792,24 @@
         </w:rPr>
         <w:t>在近期發現的一塊銘文中，提到了比珥的兒子巴蘭，他是一位在夜間領受異象的術士（見</w:t>
       </w:r>
-      <w:hyperlink r:id="rId32">
-        <w:r>
-          <w:rPr>
-            <w:lang w:val="zh_TW" w:bidi="zh_TW"/>
-          </w:rPr>
-          <w:rPr>
-            <w:color w:val="0000EE"/>
-            <w:u w:val="single"/>
-          </w:rPr>
-          <w:t>民22:9–12</w:t>
-        </w:r>
-      </w:hyperlink>
+      <w:r>
+        <w:rPr>
+          <w:lang w:val="zh_TW" w:bidi="zh_TW"/>
+        </w:rPr>
+        <w:t>民22:9–12</w:t>
+      </w:r>
       <w:r>
         <w:rPr>
           <w:lang w:val="zh_TW" w:bidi="zh_TW"/>
         </w:rPr>
         <w:t>、</w:t>
       </w:r>
-      <w:hyperlink r:id="rId33">
-        <w:r>
-          <w:rPr>
-            <w:lang w:val="zh_TW" w:bidi="zh_TW"/>
-          </w:rPr>
-          <w:rPr>
-            <w:color w:val="0000EE"/>
-            <w:u w:val="single"/>
-          </w:rPr>
-          <w:t>20</w:t>
-        </w:r>
-      </w:hyperlink>
+      <w:r>
+        <w:rPr>
+          <w:lang w:val="zh_TW" w:bidi="zh_TW"/>
+        </w:rPr>
+        <w:t>20</w:t>
+      </w:r>
       <w:r>
         <w:rPr>
           <w:lang w:val="zh_TW" w:bidi="zh_TW"/>
@@ -979,54 +829,36 @@
         </w:rPr>
         <w:t>（「全能者」；見</w:t>
       </w:r>
-      <w:hyperlink r:id="rId34">
-        <w:r>
-          <w:rPr>
-            <w:lang w:val="zh_TW" w:bidi="zh_TW"/>
-          </w:rPr>
-          <w:rPr>
-            <w:color w:val="0000EE"/>
-            <w:u w:val="single"/>
-          </w:rPr>
-          <w:t>民24:4</w:t>
-        </w:r>
-      </w:hyperlink>
+      <w:r>
+        <w:rPr>
+          <w:lang w:val="zh_TW" w:bidi="zh_TW"/>
+        </w:rPr>
+        <w:t>民24:4</w:t>
+      </w:r>
       <w:r>
         <w:rPr>
           <w:lang w:val="zh_TW" w:bidi="zh_TW"/>
         </w:rPr>
         <w:t>、</w:t>
       </w:r>
-      <w:hyperlink r:id="rId35">
-        <w:r>
-          <w:rPr>
-            <w:lang w:val="zh_TW" w:bidi="zh_TW"/>
-          </w:rPr>
-          <w:rPr>
-            <w:color w:val="0000EE"/>
-            <w:u w:val="single"/>
-          </w:rPr>
-          <w:t>16</w:t>
-        </w:r>
-      </w:hyperlink>
+      <w:r>
+        <w:rPr>
+          <w:lang w:val="zh_TW" w:bidi="zh_TW"/>
+        </w:rPr>
+        <w:t>16</w:t>
+      </w:r>
       <w:r>
         <w:rPr>
           <w:lang w:val="zh_TW" w:bidi="zh_TW"/>
         </w:rPr>
         <w:t>）相似——賜給了巴蘭一條向世界宣告審判的信息（見</w:t>
       </w:r>
-      <w:hyperlink r:id="rId36">
-        <w:r>
-          <w:rPr>
-            <w:lang w:val="zh_TW" w:bidi="zh_TW"/>
-          </w:rPr>
-          <w:rPr>
-            <w:color w:val="0000EE"/>
-            <w:u w:val="single"/>
-          </w:rPr>
-          <w:t>民24:15–25</w:t>
-        </w:r>
-      </w:hyperlink>
+      <w:r>
+        <w:rPr>
+          <w:lang w:val="zh_TW" w:bidi="zh_TW"/>
+        </w:rPr>
+        <w:t>民24:15–25</w:t>
+      </w:r>
       <w:r>
         <w:rPr>
           <w:lang w:val="zh_TW" w:bidi="zh_TW"/>
@@ -1047,72 +879,48 @@
         </w:rPr>
         <w:t>在</w:t>
       </w:r>
-      <w:hyperlink r:id="rId37">
-        <w:r>
-          <w:rPr>
-            <w:lang w:val="zh_TW" w:bidi="zh_TW"/>
-          </w:rPr>
-          <w:rPr>
-            <w:color w:val="0000EE"/>
-            <w:u w:val="single"/>
-          </w:rPr>
-          <w:t>民數記二十二至二十四章</w:t>
-        </w:r>
-      </w:hyperlink>
+      <w:r>
+        <w:rPr>
+          <w:lang w:val="zh_TW" w:bidi="zh_TW"/>
+        </w:rPr>
+        <w:t>民數記二十二至二十四章</w:t>
+      </w:r>
       <w:r>
         <w:rPr>
           <w:lang w:val="zh_TW" w:bidi="zh_TW"/>
         </w:rPr>
         <w:t>中巴蘭的性格和動機似乎是混雜的。</w:t>
       </w:r>
-      <w:hyperlink r:id="rId38">
-        <w:r>
-          <w:rPr>
-            <w:lang w:val="zh_TW" w:bidi="zh_TW"/>
-          </w:rPr>
-          <w:rPr>
-            <w:color w:val="0000EE"/>
-            <w:u w:val="single"/>
-          </w:rPr>
-          <w:t>民數記二十五章</w:t>
-        </w:r>
-      </w:hyperlink>
+      <w:r>
+        <w:rPr>
+          <w:lang w:val="zh_TW" w:bidi="zh_TW"/>
+        </w:rPr>
+        <w:t>民數記二十五章</w:t>
+      </w:r>
       <w:r>
         <w:rPr>
           <w:lang w:val="zh_TW" w:bidi="zh_TW"/>
         </w:rPr>
         <w:t>描述了以色列人因與摩押女子結合並崇拜他們的神而犯罪並激怒了神。雖然在這裡並未提到巴蘭，但</w:t>
       </w:r>
-      <w:hyperlink r:id="rId39">
-        <w:r>
-          <w:rPr>
-            <w:lang w:val="zh_TW" w:bidi="zh_TW"/>
-          </w:rPr>
-          <w:rPr>
-            <w:color w:val="0000EE"/>
-            <w:u w:val="single"/>
-          </w:rPr>
-          <w:t>民數記三十一章16節</w:t>
-        </w:r>
-      </w:hyperlink>
+      <w:r>
+        <w:rPr>
+          <w:lang w:val="zh_TW" w:bidi="zh_TW"/>
+        </w:rPr>
+        <w:t>民數記三十一章16節</w:t>
+      </w:r>
       <w:r>
         <w:rPr>
           <w:lang w:val="zh_TW" w:bidi="zh_TW"/>
         </w:rPr>
         <w:t>將他認定為此事件的策劃人。巴蘭在異象結束後仍留在了摩押，尋找加害以色列人借此發財的機會。不久後以色列人就殺了他（</w:t>
       </w:r>
-      <w:hyperlink r:id="rId40">
-        <w:r>
-          <w:rPr>
-            <w:lang w:val="zh_TW" w:bidi="zh_TW"/>
-          </w:rPr>
-          <w:rPr>
-            <w:color w:val="0000EE"/>
-            <w:u w:val="single"/>
-          </w:rPr>
-          <w:t>民31:8</w:t>
-        </w:r>
-      </w:hyperlink>
+      <w:r>
+        <w:rPr>
+          <w:lang w:val="zh_TW" w:bidi="zh_TW"/>
+        </w:rPr>
+        <w:t>民31:8</w:t>
+      </w:r>
       <w:r>
         <w:rPr>
           <w:lang w:val="zh_TW" w:bidi="zh_TW"/>
@@ -1137,36 +945,24 @@
         </w:rPr>
         <w:t>一個心懷惡意的術士（見</w:t>
       </w:r>
-      <w:hyperlink r:id="rId31">
-        <w:r>
-          <w:rPr>
-            <w:lang w:val="zh_TW" w:bidi="zh_TW"/>
-          </w:rPr>
-          <w:rPr>
-            <w:color w:val="0000EE"/>
-            <w:u w:val="single"/>
-          </w:rPr>
-          <w:t>申23:4–5</w:t>
-        </w:r>
-      </w:hyperlink>
+      <w:r>
+        <w:rPr>
+          <w:lang w:val="zh_TW" w:bidi="zh_TW"/>
+        </w:rPr>
+        <w:t>申23:4–5</w:t>
+      </w:r>
       <w:r>
         <w:rPr>
           <w:lang w:val="zh_TW" w:bidi="zh_TW"/>
         </w:rPr>
         <w:t>；</w:t>
       </w:r>
-      <w:hyperlink r:id="rId29">
-        <w:r>
-          <w:rPr>
-            <w:lang w:val="zh_TW" w:bidi="zh_TW"/>
-          </w:rPr>
-          <w:rPr>
-            <w:color w:val="0000EE"/>
-            <w:u w:val="single"/>
-          </w:rPr>
-          <w:t>書13:22</w:t>
-        </w:r>
-      </w:hyperlink>
+      <w:r>
+        <w:rPr>
+          <w:lang w:val="zh_TW" w:bidi="zh_TW"/>
+        </w:rPr>
+        <w:t>書13:22</w:t>
+      </w:r>
       <w:r>
         <w:rPr>
           <w:lang w:val="zh_TW" w:bidi="zh_TW"/>
@@ -1191,54 +987,36 @@
         </w:rPr>
         <w:t>一個只對金錢感興趣的假教師（見</w:t>
       </w:r>
-      <w:hyperlink r:id="rId41">
-        <w:r>
-          <w:rPr>
-            <w:lang w:val="zh_TW" w:bidi="zh_TW"/>
-          </w:rPr>
-          <w:rPr>
-            <w:color w:val="0000EE"/>
-            <w:u w:val="single"/>
-          </w:rPr>
-          <w:t>尼13:2</w:t>
-        </w:r>
-      </w:hyperlink>
+      <w:r>
+        <w:rPr>
+          <w:lang w:val="zh_TW" w:bidi="zh_TW"/>
+        </w:rPr>
+        <w:t>尼13:2</w:t>
+      </w:r>
       <w:r>
         <w:rPr>
           <w:lang w:val="zh_TW" w:bidi="zh_TW"/>
         </w:rPr>
         <w:t>；</w:t>
       </w:r>
-      <w:hyperlink r:id="rId30">
-        <w:r>
-          <w:rPr>
-            <w:lang w:val="zh_TW" w:bidi="zh_TW"/>
-          </w:rPr>
-          <w:rPr>
-            <w:color w:val="0000EE"/>
-            <w:u w:val="single"/>
-          </w:rPr>
-          <w:t>彼後2:15</w:t>
-        </w:r>
-      </w:hyperlink>
+      <w:r>
+        <w:rPr>
+          <w:lang w:val="zh_TW" w:bidi="zh_TW"/>
+        </w:rPr>
+        <w:t>彼後2:15</w:t>
+      </w:r>
       <w:r>
         <w:rPr>
           <w:lang w:val="zh_TW" w:bidi="zh_TW"/>
         </w:rPr>
         <w:t>；</w:t>
       </w:r>
-      <w:hyperlink r:id="rId42">
-        <w:r>
-          <w:rPr>
-            <w:lang w:val="zh_TW" w:bidi="zh_TW"/>
-          </w:rPr>
-          <w:rPr>
-            <w:color w:val="0000EE"/>
-            <w:u w:val="single"/>
-          </w:rPr>
-          <w:t>猶1:11</w:t>
-        </w:r>
-      </w:hyperlink>
+      <w:r>
+        <w:rPr>
+          <w:lang w:val="zh_TW" w:bidi="zh_TW"/>
+        </w:rPr>
+        <w:t>猶1:11</w:t>
+      </w:r>
       <w:r>
         <w:rPr>
           <w:lang w:val="zh_TW" w:bidi="zh_TW"/>
@@ -1263,36 +1041,24 @@
         </w:rPr>
         <w:t>將以色列帶入偶像崇拜和道德淪喪的人（</w:t>
       </w:r>
-      <w:hyperlink r:id="rId39">
-        <w:r>
-          <w:rPr>
-            <w:lang w:val="zh_TW" w:bidi="zh_TW"/>
-          </w:rPr>
-          <w:rPr>
-            <w:color w:val="0000EE"/>
-            <w:u w:val="single"/>
-          </w:rPr>
-          <w:t>民31:16</w:t>
-        </w:r>
-      </w:hyperlink>
+      <w:r>
+        <w:rPr>
+          <w:lang w:val="zh_TW" w:bidi="zh_TW"/>
+        </w:rPr>
+        <w:t>民31:16</w:t>
+      </w:r>
       <w:r>
         <w:rPr>
           <w:lang w:val="zh_TW" w:bidi="zh_TW"/>
         </w:rPr>
         <w:t>；見</w:t>
       </w:r>
-      <w:hyperlink r:id="rId43">
-        <w:r>
-          <w:rPr>
-            <w:lang w:val="zh_TW" w:bidi="zh_TW"/>
-          </w:rPr>
-          <w:rPr>
-            <w:color w:val="0000EE"/>
-            <w:u w:val="single"/>
-          </w:rPr>
-          <w:t>啟2:14</w:t>
-        </w:r>
-      </w:hyperlink>
+      <w:r>
+        <w:rPr>
+          <w:lang w:val="zh_TW" w:bidi="zh_TW"/>
+        </w:rPr>
+        <w:t>啟2:14</w:t>
+      </w:r>
       <w:r>
         <w:rPr>
           <w:lang w:val="zh_TW" w:bidi="zh_TW"/>
@@ -1322,120 +1088,78 @@
           <w:lang w:val="zh_TW" w:bidi="zh_TW"/>
         </w:rPr>
       </w:r>
-      <w:hyperlink r:id="rId44">
-        <w:r>
-          <w:rPr>
-            <w:lang w:val="zh_TW" w:bidi="zh_TW"/>
-          </w:rPr>
-          <w:rPr>
-            <w:color w:val="0000EE"/>
-            <w:u w:val="single"/>
-          </w:rPr>
-          <w:t>民22:1–25:18，</w:t>
-        </w:r>
-      </w:hyperlink>
-      <w:hyperlink r:id="rId40">
-        <w:r>
-          <w:rPr>
-            <w:lang w:val="zh_TW" w:bidi="zh_TW"/>
-          </w:rPr>
-          <w:rPr>
-            <w:color w:val="0000EE"/>
-            <w:u w:val="single"/>
-          </w:rPr>
-          <w:t>31:8</w:t>
-        </w:r>
-      </w:hyperlink>
+      <w:r>
+        <w:rPr>
+          <w:lang w:val="zh_TW" w:bidi="zh_TW"/>
+        </w:rPr>
+        <w:t>民22:1–25:18，</w:t>
+      </w:r>
+      <w:r>
+        <w:rPr>
+          <w:lang w:val="zh_TW" w:bidi="zh_TW"/>
+        </w:rPr>
+        <w:t>31:8</w:t>
+      </w:r>
       <w:r>
         <w:rPr>
           <w:lang w:val="zh_TW" w:bidi="zh_TW"/>
         </w:rPr>
         <w:t>、</w:t>
       </w:r>
-      <w:hyperlink r:id="rId39">
-        <w:r>
-          <w:rPr>
-            <w:lang w:val="zh_TW" w:bidi="zh_TW"/>
-          </w:rPr>
-          <w:rPr>
-            <w:color w:val="0000EE"/>
-            <w:u w:val="single"/>
-          </w:rPr>
-          <w:t>16</w:t>
-        </w:r>
-      </w:hyperlink>
+      <w:r>
+        <w:rPr>
+          <w:lang w:val="zh_TW" w:bidi="zh_TW"/>
+        </w:rPr>
+        <w:t>16</w:t>
+      </w:r>
       <w:r>
         <w:rPr>
           <w:lang w:val="zh_TW" w:bidi="zh_TW"/>
         </w:rPr>
         <w:t>；</w:t>
       </w:r>
-      <w:hyperlink r:id="rId29">
-        <w:r>
-          <w:rPr>
-            <w:lang w:val="zh_TW" w:bidi="zh_TW"/>
-          </w:rPr>
-          <w:rPr>
-            <w:color w:val="0000EE"/>
-            <w:u w:val="single"/>
-          </w:rPr>
-          <w:t>書13:22</w:t>
-        </w:r>
-      </w:hyperlink>
+      <w:r>
+        <w:rPr>
+          <w:lang w:val="zh_TW" w:bidi="zh_TW"/>
+        </w:rPr>
+        <w:t>書13:22</w:t>
+      </w:r>
       <w:r>
         <w:rPr>
           <w:lang w:val="zh_TW" w:bidi="zh_TW"/>
         </w:rPr>
         <w:t>；</w:t>
       </w:r>
-      <w:hyperlink r:id="rId45">
-        <w:r>
-          <w:rPr>
-            <w:lang w:val="zh_TW" w:bidi="zh_TW"/>
-          </w:rPr>
-          <w:rPr>
-            <w:color w:val="0000EE"/>
-            <w:u w:val="single"/>
-          </w:rPr>
-          <w:t>彼後2:15–16</w:t>
-        </w:r>
-      </w:hyperlink>
+      <w:r>
+        <w:rPr>
+          <w:lang w:val="zh_TW" w:bidi="zh_TW"/>
+        </w:rPr>
+        <w:t>彼後2:15–16</w:t>
+      </w:r>
       <w:r>
         <w:rPr>
           <w:lang w:val="zh_TW" w:bidi="zh_TW"/>
         </w:rPr>
         <w:t>；</w:t>
       </w:r>
-      <w:hyperlink r:id="rId42">
-        <w:r>
-          <w:rPr>
-            <w:lang w:val="zh_TW" w:bidi="zh_TW"/>
-          </w:rPr>
-          <w:rPr>
-            <w:color w:val="0000EE"/>
-            <w:u w:val="single"/>
-          </w:rPr>
-          <w:t>猶1:11</w:t>
-        </w:r>
-      </w:hyperlink>
+      <w:r>
+        <w:rPr>
+          <w:lang w:val="zh_TW" w:bidi="zh_TW"/>
+        </w:rPr>
+        <w:t>猶1:11</w:t>
+      </w:r>
       <w:r>
         <w:rPr>
           <w:lang w:val="zh_TW" w:bidi="zh_TW"/>
         </w:rPr>
         <w:t>；</w:t>
       </w:r>
-      <w:hyperlink r:id="rId43">
-        <w:r>
-          <w:rPr>
-            <w:lang w:val="zh_TW" w:bidi="zh_TW"/>
-          </w:rPr>
-          <w:rPr>
-            <w:color w:val="0000EE"/>
-            <w:u w:val="single"/>
-          </w:rPr>
-          <w:t>啟2:14</w:t>
-        </w:r>
-      </w:hyperlink>
+      <w:r>
+        <w:rPr>
+          <w:lang w:val="zh_TW" w:bidi="zh_TW"/>
+        </w:rPr>
+        <w:t>啟2:14</w:t>
+      </w:r>
       <w:r>
         <w:rPr>
           <w:lang w:val="zh_TW" w:bidi="zh_TW"/>
@@ -1484,18 +1208,12 @@
         </w:rPr>
         <w:t>尼利亞的兒子巴錄是耶路撒冷的皇家書記員。他曾擔任先知耶利米的秘書。他的兄弟西萊雅是西底家政府的官員（</w:t>
       </w:r>
-      <w:hyperlink r:id="rId46">
-        <w:r>
-          <w:rPr>
-            <w:lang w:val="zh_TW" w:bidi="zh_TW"/>
-          </w:rPr>
-          <w:rPr>
-            <w:color w:val="0000EE"/>
-            <w:u w:val="single"/>
-          </w:rPr>
-          <w:t>耶51:59–64</w:t>
-        </w:r>
-      </w:hyperlink>
+      <w:r>
+        <w:rPr>
+          <w:lang w:val="zh_TW" w:bidi="zh_TW"/>
+        </w:rPr>
+        <w:t>耶51:59–64</w:t>
+      </w:r>
       <w:r>
         <w:rPr>
           <w:lang w:val="zh_TW" w:bidi="zh_TW"/>
@@ -1528,54 +1246,36 @@
         </w:rPr>
         <w:t>的信息寫下來（</w:t>
       </w:r>
-      <w:hyperlink r:id="rId47">
-        <w:r>
-          <w:rPr>
-            <w:lang w:val="zh_TW" w:bidi="zh_TW"/>
-          </w:rPr>
-          <w:rPr>
-            <w:color w:val="0000EE"/>
-            <w:u w:val="single"/>
-          </w:rPr>
-          <w:t>耶36:1–3</w:t>
-        </w:r>
-      </w:hyperlink>
+      <w:r>
+        <w:rPr>
+          <w:lang w:val="zh_TW" w:bidi="zh_TW"/>
+        </w:rPr>
+        <w:t>耶36:1–3</w:t>
+      </w:r>
       <w:r>
         <w:rPr>
           <w:lang w:val="zh_TW" w:bidi="zh_TW"/>
         </w:rPr>
         <w:t>）。耶利米請巴錄寫下了這些預言（</w:t>
       </w:r>
-      <w:hyperlink r:id="rId48">
-        <w:r>
-          <w:rPr>
-            <w:lang w:val="zh_TW" w:bidi="zh_TW"/>
-          </w:rPr>
-          <w:rPr>
-            <w:color w:val="0000EE"/>
-            <w:u w:val="single"/>
-          </w:rPr>
-          <w:t>耶36:4</w:t>
-        </w:r>
-      </w:hyperlink>
+      <w:r>
+        <w:rPr>
+          <w:lang w:val="zh_TW" w:bidi="zh_TW"/>
+        </w:rPr>
+        <w:t>耶36:4</w:t>
+      </w:r>
       <w:r>
         <w:rPr>
           <w:lang w:val="zh_TW" w:bidi="zh_TW"/>
         </w:rPr>
         <w:t>）並向人們宣讀（</w:t>
       </w:r>
-      <w:hyperlink r:id="rId49">
-        <w:r>
-          <w:rPr>
-            <w:lang w:val="zh_TW" w:bidi="zh_TW"/>
-          </w:rPr>
-          <w:rPr>
-            <w:color w:val="0000EE"/>
-            <w:u w:val="single"/>
-          </w:rPr>
-          <w:t>36:8–19</w:t>
-        </w:r>
-      </w:hyperlink>
+      <w:r>
+        <w:rPr>
+          <w:lang w:val="zh_TW" w:bidi="zh_TW"/>
+        </w:rPr>
+        <w:t>36:8–19</w:t>
+      </w:r>
       <w:r>
         <w:rPr>
           <w:lang w:val="zh_TW" w:bidi="zh_TW"/>
@@ -1594,36 +1294,24 @@
         </w:rPr>
         <w:t>並下令捉拿巴錄和耶利米（</w:t>
       </w:r>
-      <w:hyperlink r:id="rId50">
-        <w:r>
-          <w:rPr>
-            <w:lang w:val="zh_TW" w:bidi="zh_TW"/>
-          </w:rPr>
-          <w:rPr>
-            <w:color w:val="0000EE"/>
-            <w:u w:val="single"/>
-          </w:rPr>
-          <w:t>耶36:21–26</w:t>
-        </w:r>
-      </w:hyperlink>
+      <w:r>
+        <w:rPr>
+          <w:lang w:val="zh_TW" w:bidi="zh_TW"/>
+        </w:rPr>
+        <w:t>耶36:21–26</w:t>
+      </w:r>
       <w:r>
         <w:rPr>
           <w:lang w:val="zh_TW" w:bidi="zh_TW"/>
         </w:rPr>
         <w:t>）。不過他們躲藏了起來，耶利米復述了這些預言，巴錄又將它們紀錄了下來（</w:t>
       </w:r>
-      <w:hyperlink r:id="rId51">
-        <w:r>
-          <w:rPr>
-            <w:lang w:val="zh_TW" w:bidi="zh_TW"/>
-          </w:rPr>
-          <w:rPr>
-            <w:color w:val="0000EE"/>
-            <w:u w:val="single"/>
-          </w:rPr>
-          <w:t>耶36:27–32</w:t>
-        </w:r>
-      </w:hyperlink>
+      <w:r>
+        <w:rPr>
+          <w:lang w:val="zh_TW" w:bidi="zh_TW"/>
+        </w:rPr>
+        <w:t>耶36:27–32</w:t>
+      </w:r>
       <w:r>
         <w:rPr>
           <w:lang w:val="zh_TW" w:bidi="zh_TW"/>
@@ -1644,18 +1332,12 @@
         </w:rPr>
         <w:t>在此期間，神透過耶利米向巴錄傳達了一條個人性的信息（</w:t>
       </w:r>
-      <w:hyperlink r:id="rId52">
-        <w:r>
-          <w:rPr>
-            <w:lang w:val="zh_TW" w:bidi="zh_TW"/>
-          </w:rPr>
-          <w:rPr>
-            <w:color w:val="0000EE"/>
-            <w:u w:val="single"/>
-          </w:rPr>
-          <w:t>耶45</w:t>
-        </w:r>
-      </w:hyperlink>
+      <w:r>
+        <w:rPr>
+          <w:lang w:val="zh_TW" w:bidi="zh_TW"/>
+        </w:rPr>
+        <w:t>耶45</w:t>
+      </w:r>
       <w:r>
         <w:rPr>
           <w:lang w:val="zh_TW" w:bidi="zh_TW"/>
@@ -1688,36 +1370,24 @@
         </w:rPr>
         <w:t>公元前586年耶路撒冷被毀時，巴錄留下來與耶利米和其他人在一起。巴錄似乎很有影響力，因為悖逆的領袖們想要去埃及。在耶利米警告他們不要去時（</w:t>
       </w:r>
-      <w:hyperlink r:id="rId53">
-        <w:r>
-          <w:rPr>
-            <w:lang w:val="zh_TW" w:bidi="zh_TW"/>
-          </w:rPr>
-          <w:rPr>
-            <w:color w:val="0000EE"/>
-            <w:u w:val="single"/>
-          </w:rPr>
-          <w:t>耶42</w:t>
-        </w:r>
-      </w:hyperlink>
+      <w:r>
+        <w:rPr>
+          <w:lang w:val="zh_TW" w:bidi="zh_TW"/>
+        </w:rPr>
+        <w:t>耶42</w:t>
+      </w:r>
       <w:r>
         <w:rPr>
           <w:lang w:val="zh_TW" w:bidi="zh_TW"/>
         </w:rPr>
         <w:t>），他們指責巴錄影響了耶利米。領袖們無視警告，帶著巴錄和耶利米去了埃及（</w:t>
       </w:r>
-      <w:hyperlink r:id="rId54">
-        <w:r>
-          <w:rPr>
-            <w:lang w:val="zh_TW" w:bidi="zh_TW"/>
-          </w:rPr>
-          <w:rPr>
-            <w:color w:val="0000EE"/>
-            <w:u w:val="single"/>
-          </w:rPr>
-          <w:t>耶43:1–7</w:t>
-        </w:r>
-      </w:hyperlink>
+      <w:r>
+        <w:rPr>
+          <w:lang w:val="zh_TW" w:bidi="zh_TW"/>
+        </w:rPr>
+        <w:t>耶43:1–7</w:t>
+      </w:r>
       <w:r>
         <w:rPr>
           <w:lang w:val="zh_TW" w:bidi="zh_TW"/>
@@ -1750,18 +1420,12 @@
         </w:rPr>
         <w:t>，所以他似乎直到離世都沒有功名。然而，他的遺產可能是《耶利米書》這卷書。他可能協助創作了這卷書，這卷書提出了審判的警告並清楚地表達了對新的約的嚮往（</w:t>
       </w:r>
-      <w:hyperlink r:id="rId55">
-        <w:r>
-          <w:rPr>
-            <w:lang w:val="zh_TW" w:bidi="zh_TW"/>
-          </w:rPr>
-          <w:rPr>
-            <w:color w:val="0000EE"/>
-            <w:u w:val="single"/>
-          </w:rPr>
-          <w:t>耶31:31–34</w:t>
-        </w:r>
-      </w:hyperlink>
+      <w:r>
+        <w:rPr>
+          <w:lang w:val="zh_TW" w:bidi="zh_TW"/>
+        </w:rPr>
+        <w:t>耶31:31–34</w:t>
+      </w:r>
       <w:r>
         <w:rPr>
           <w:lang w:val="zh_TW" w:bidi="zh_TW"/>
@@ -1893,36 +1557,24 @@
         </w:rPr>
         <w:t>「沙番的兒子基瑪利雅」(</w:t>
       </w:r>
-      <w:hyperlink r:id="rId56">
-        <w:r>
-          <w:rPr>
-            <w:lang w:val="zh_TW" w:bidi="zh_TW"/>
-          </w:rPr>
-          <w:rPr>
-            <w:color w:val="0000EE"/>
-            <w:u w:val="single"/>
-          </w:rPr>
-          <w:t>耶36:10–12</w:t>
-        </w:r>
-      </w:hyperlink>
+      <w:r>
+        <w:rPr>
+          <w:lang w:val="zh_TW" w:bidi="zh_TW"/>
+        </w:rPr>
+        <w:t>耶36:10–12</w:t>
+      </w:r>
       <w:r>
         <w:rPr>
           <w:lang w:val="zh_TW" w:bidi="zh_TW"/>
         </w:rPr>
         <w:t>、</w:t>
       </w:r>
-      <w:hyperlink r:id="rId57">
-        <w:r>
-          <w:rPr>
-            <w:lang w:val="zh_TW" w:bidi="zh_TW"/>
-          </w:rPr>
-          <w:rPr>
-            <w:color w:val="0000EE"/>
-            <w:u w:val="single"/>
-          </w:rPr>
-          <w:t>25</w:t>
-        </w:r>
-      </w:hyperlink>
+      <w:r>
+        <w:rPr>
+          <w:lang w:val="zh_TW" w:bidi="zh_TW"/>
+        </w:rPr>
+        <w:t>25</w:t>
+      </w:r>
       <w:r>
         <w:rPr>
           <w:lang w:val="zh_TW" w:bidi="zh_TW"/>
@@ -1947,18 +1599,12 @@
         </w:rPr>
         <w:t>以實瑪利（</w:t>
       </w:r>
-      <w:hyperlink r:id="rId58">
-        <w:r>
-          <w:rPr>
-            <w:lang w:val="zh_TW" w:bidi="zh_TW"/>
-          </w:rPr>
-          <w:rPr>
-            <w:color w:val="0000EE"/>
-            <w:u w:val="single"/>
-          </w:rPr>
-          <w:t>耶40:7–41:10</w:t>
-        </w:r>
-      </w:hyperlink>
+      <w:r>
+        <w:rPr>
+          <w:lang w:val="zh_TW" w:bidi="zh_TW"/>
+        </w:rPr>
+        <w:t>耶40:7–41:10</w:t>
+      </w:r>
       <w:r>
         <w:rPr>
           <w:lang w:val="zh_TW" w:bidi="zh_TW"/>
@@ -2015,72 +1661,42 @@
           <w:lang w:val="zh_TW" w:bidi="zh_TW"/>
         </w:rPr>
       </w:r>
-      <w:hyperlink r:id="rId59">
-        <w:r>
-          <w:rPr>
-            <w:lang w:val="zh_TW" w:bidi="zh_TW"/>
-          </w:rPr>
-          <w:rPr>
-            <w:color w:val="0000EE"/>
-            <w:u w:val="single"/>
-          </w:rPr>
-          <w:t>耶32:9–15，</w:t>
-        </w:r>
-      </w:hyperlink>
-      <w:hyperlink r:id="rId60">
-        <w:r>
-          <w:rPr>
-            <w:lang w:val="zh_TW" w:bidi="zh_TW"/>
-          </w:rPr>
-          <w:rPr>
-            <w:color w:val="0000EE"/>
-            <w:u w:val="single"/>
-          </w:rPr>
-          <w:t>36:1–21</w:t>
-        </w:r>
-      </w:hyperlink>
+      <w:r>
+        <w:rPr>
+          <w:lang w:val="zh_TW" w:bidi="zh_TW"/>
+        </w:rPr>
+        <w:t>耶32:9–15，</w:t>
+      </w:r>
+      <w:r>
+        <w:rPr>
+          <w:lang w:val="zh_TW" w:bidi="zh_TW"/>
+        </w:rPr>
+        <w:t>36:1–21</w:t>
+      </w:r>
       <w:r>
         <w:rPr>
           <w:lang w:val="zh_TW" w:bidi="zh_TW"/>
         </w:rPr>
         <w:t>、</w:t>
       </w:r>
-      <w:hyperlink r:id="rId61">
-        <w:r>
-          <w:rPr>
-            <w:lang w:val="zh_TW" w:bidi="zh_TW"/>
-          </w:rPr>
-          <w:rPr>
-            <w:color w:val="0000EE"/>
-            <w:u w:val="single"/>
-          </w:rPr>
-          <w:t>26–32，</w:t>
-        </w:r>
-      </w:hyperlink>
-      <w:hyperlink r:id="rId54">
-        <w:r>
-          <w:rPr>
-            <w:lang w:val="zh_TW" w:bidi="zh_TW"/>
-          </w:rPr>
-          <w:rPr>
-            <w:color w:val="0000EE"/>
-            <w:u w:val="single"/>
-          </w:rPr>
-          <w:t>43:1–7，</w:t>
-        </w:r>
-      </w:hyperlink>
-      <w:hyperlink r:id="rId52">
-        <w:r>
-          <w:rPr>
-            <w:lang w:val="zh_TW" w:bidi="zh_TW"/>
-          </w:rPr>
-          <w:rPr>
-            <w:color w:val="0000EE"/>
-            <w:u w:val="single"/>
-          </w:rPr>
-          <w:t>45:1–5</w:t>
-        </w:r>
-      </w:hyperlink>
+      <w:r>
+        <w:rPr>
+          <w:lang w:val="zh_TW" w:bidi="zh_TW"/>
+        </w:rPr>
+        <w:t>26–32，</w:t>
+      </w:r>
+      <w:r>
+        <w:rPr>
+          <w:lang w:val="zh_TW" w:bidi="zh_TW"/>
+        </w:rPr>
+        <w:t>43:1–7，</w:t>
+      </w:r>
+      <w:r>
+        <w:rPr>
+          <w:lang w:val="zh_TW" w:bidi="zh_TW"/>
+        </w:rPr>
+        <w:t>45:1–5</w:t>
+      </w:r>
       <w:r>
         <w:rPr>
           <w:lang w:val="zh_TW" w:bidi="zh_TW"/>
@@ -2129,36 +1745,24 @@
         </w:rPr>
         <w:t>《使徒行傳》中的巴拿巴是基督徒領袖的好榜樣。他來自塞浦路斯，活躍於耶路撒冷的教會中。巴拿巴在幫補貧窮信徒的事上，顯出極大的慷慨（</w:t>
       </w:r>
-      <w:hyperlink r:id="rId62">
-        <w:r>
-          <w:rPr>
-            <w:lang w:val="zh_TW" w:bidi="zh_TW"/>
-          </w:rPr>
-          <w:rPr>
-            <w:color w:val="0000EE"/>
-            <w:u w:val="single"/>
-          </w:rPr>
-          <w:t>徒4:32–37</w:t>
-        </w:r>
-      </w:hyperlink>
+      <w:r>
+        <w:rPr>
+          <w:lang w:val="zh_TW" w:bidi="zh_TW"/>
+        </w:rPr>
+        <w:t>徒4:32–37</w:t>
+      </w:r>
       <w:r>
         <w:rPr>
           <w:lang w:val="zh_TW" w:bidi="zh_TW"/>
         </w:rPr>
         <w:t>）。他的本名為約瑟，但人們稱他為巴拿巴。巴拿巴的意思是「勸慰子」，這個名字體現了他的品格（</w:t>
       </w:r>
-      <w:hyperlink r:id="rId63">
-        <w:r>
-          <w:rPr>
-            <w:lang w:val="zh_TW" w:bidi="zh_TW"/>
-          </w:rPr>
-          <w:rPr>
-            <w:color w:val="0000EE"/>
-            <w:u w:val="single"/>
-          </w:rPr>
-          <w:t>徒4:36</w:t>
-        </w:r>
-      </w:hyperlink>
+      <w:r>
+        <w:rPr>
+          <w:lang w:val="zh_TW" w:bidi="zh_TW"/>
+        </w:rPr>
+        <w:t>徒4:36</w:t>
+      </w:r>
       <w:r>
         <w:rPr>
           <w:lang w:val="zh_TW" w:bidi="zh_TW"/>
@@ -2179,18 +1783,12 @@
         </w:rPr>
         <w:t>巴拿巴非常適合對安提阿的新事工做出公正的評估（</w:t>
       </w:r>
-      <w:hyperlink r:id="rId64">
-        <w:r>
-          <w:rPr>
-            <w:lang w:val="zh_TW" w:bidi="zh_TW"/>
-          </w:rPr>
-          <w:rPr>
-            <w:color w:val="0000EE"/>
-            <w:u w:val="single"/>
-          </w:rPr>
-          <w:t>徒11:19–22</w:t>
-        </w:r>
-      </w:hyperlink>
+      <w:r>
+        <w:rPr>
+          <w:lang w:val="zh_TW" w:bidi="zh_TW"/>
+        </w:rPr>
+        <w:t>徒11:19–22</w:t>
+      </w:r>
       <w:r>
         <w:rPr>
           <w:lang w:val="zh_TW" w:bidi="zh_TW"/>
@@ -2209,54 +1807,36 @@
         </w:rPr>
         <w:t>信徒忠心於主（</w:t>
       </w:r>
-      <w:hyperlink r:id="rId65">
-        <w:r>
-          <w:rPr>
-            <w:lang w:val="zh_TW" w:bidi="zh_TW"/>
-          </w:rPr>
-          <w:rPr>
-            <w:color w:val="0000EE"/>
-            <w:u w:val="single"/>
-          </w:rPr>
-          <w:t>徒11:23</w:t>
-        </w:r>
-      </w:hyperlink>
+      <w:r>
+        <w:rPr>
+          <w:lang w:val="zh_TW" w:bidi="zh_TW"/>
+        </w:rPr>
+        <w:t>徒11:23</w:t>
+      </w:r>
       <w:r>
         <w:rPr>
           <w:lang w:val="zh_TW" w:bidi="zh_TW"/>
         </w:rPr>
         <w:t>）。他良好的品格體現在他待人有恩、信心堅定以及在生活與服事中都被聖靈充滿（</w:t>
       </w:r>
-      <w:hyperlink r:id="rId66">
-        <w:r>
-          <w:rPr>
-            <w:lang w:val="zh_TW" w:bidi="zh_TW"/>
-          </w:rPr>
-          <w:rPr>
-            <w:color w:val="0000EE"/>
-            <w:u w:val="single"/>
-          </w:rPr>
-          <w:t>徒11:24</w:t>
-        </w:r>
-      </w:hyperlink>
+      <w:r>
+        <w:rPr>
+          <w:lang w:val="zh_TW" w:bidi="zh_TW"/>
+        </w:rPr>
+        <w:t>徒11:24</w:t>
+      </w:r>
       <w:r>
         <w:rPr>
           <w:lang w:val="zh_TW" w:bidi="zh_TW"/>
         </w:rPr>
         <w:t>）。聖靈揀選巴拿巴和掃羅擔負一項特別的使命，這就是第一次宣教之旅。安提阿教會差派他們踏上這趟旅程（</w:t>
       </w:r>
-      <w:hyperlink r:id="rId67">
-        <w:r>
-          <w:rPr>
-            <w:lang w:val="zh_TW" w:bidi="zh_TW"/>
-          </w:rPr>
-          <w:rPr>
-            <w:color w:val="0000EE"/>
-            <w:u w:val="single"/>
-          </w:rPr>
-          <w:t>徒13:1–3</w:t>
-        </w:r>
-      </w:hyperlink>
+      <w:r>
+        <w:rPr>
+          <w:lang w:val="zh_TW" w:bidi="zh_TW"/>
+        </w:rPr>
+        <w:t>徒13:1–3</w:t>
+      </w:r>
       <w:r>
         <w:rPr>
           <w:lang w:val="zh_TW" w:bidi="zh_TW"/>
@@ -2277,54 +1857,36 @@
         </w:rPr>
         <w:t>巴拿巴往大數去找掃羅（</w:t>
       </w:r>
-      <w:hyperlink r:id="rId68">
-        <w:r>
-          <w:rPr>
-            <w:lang w:val="zh_TW" w:bidi="zh_TW"/>
-          </w:rPr>
-          <w:rPr>
-            <w:color w:val="0000EE"/>
-            <w:u w:val="single"/>
-          </w:rPr>
-          <w:t>徒11:25</w:t>
-        </w:r>
-      </w:hyperlink>
+      <w:r>
+        <w:rPr>
+          <w:lang w:val="zh_TW" w:bidi="zh_TW"/>
+        </w:rPr>
+        <w:t>徒11:25</w:t>
+      </w:r>
       <w:r>
         <w:rPr>
           <w:lang w:val="zh_TW" w:bidi="zh_TW"/>
         </w:rPr>
         <w:t>）體現出他的智慧。巴拿巴很讚賞掃羅作為一個新基督徒能夠在大馬士革放膽傳道。他將掃羅引見給使徒，這一點很重要，因為掃羅之前曾逼迫過信徒。多虧了巴拿巴的引見才讓掃羅會見了最早的使徒，獲得了他們的接納，並在耶路撒冷放膽傳道，直到他不得不離開（</w:t>
       </w:r>
-      <w:hyperlink r:id="rId69">
-        <w:r>
-          <w:rPr>
-            <w:lang w:val="zh_TW" w:bidi="zh_TW"/>
-          </w:rPr>
-          <w:rPr>
-            <w:color w:val="0000EE"/>
-            <w:u w:val="single"/>
-          </w:rPr>
-          <w:t>徒9:26–30</w:t>
-        </w:r>
-      </w:hyperlink>
+      <w:r>
+        <w:rPr>
+          <w:lang w:val="zh_TW" w:bidi="zh_TW"/>
+        </w:rPr>
+        <w:t>徒9:26–30</w:t>
+      </w:r>
       <w:r>
         <w:rPr>
           <w:lang w:val="zh_TW" w:bidi="zh_TW"/>
         </w:rPr>
         <w:t>）。巴拿巴的宣教之旅很成功，他們一起在安提阿教會服事了一年，吸引了多人（</w:t>
       </w:r>
-      <w:hyperlink r:id="rId70">
-        <w:r>
-          <w:rPr>
-            <w:lang w:val="zh_TW" w:bidi="zh_TW"/>
-          </w:rPr>
-          <w:rPr>
-            <w:color w:val="0000EE"/>
-            <w:u w:val="single"/>
-          </w:rPr>
-          <w:t>徒11:26</w:t>
-        </w:r>
-      </w:hyperlink>
+      <w:r>
+        <w:rPr>
+          <w:lang w:val="zh_TW" w:bidi="zh_TW"/>
+        </w:rPr>
+        <w:t>徒11:26</w:t>
+      </w:r>
       <w:r>
         <w:rPr>
           <w:lang w:val="zh_TW" w:bidi="zh_TW"/>
@@ -2345,36 +1907,24 @@
         </w:rPr>
         <w:t>巴拿巴是一位重要的人物。在路司得，人們甚至以為他是宙斯（見</w:t>
       </w:r>
-      <w:hyperlink r:id="rId71">
-        <w:r>
-          <w:rPr>
-            <w:lang w:val="zh_TW" w:bidi="zh_TW"/>
-          </w:rPr>
-          <w:rPr>
-            <w:color w:val="0000EE"/>
-            <w:u w:val="single"/>
-          </w:rPr>
-          <w:t>徒14:8–18</w:t>
-        </w:r>
-      </w:hyperlink>
+      <w:r>
+        <w:rPr>
+          <w:lang w:val="zh_TW" w:bidi="zh_TW"/>
+        </w:rPr>
+        <w:t>徒14:8–18</w:t>
+      </w:r>
       <w:r>
         <w:rPr>
           <w:lang w:val="zh_TW" w:bidi="zh_TW"/>
         </w:rPr>
         <w:t>）。他是約翰·馬可的堂兄及導師。當約翰·馬可退出之前的宣教之旅後，巴拿巴幫助他獲得了第二次機會成為一位成功的基督徒領袖（見</w:t>
       </w:r>
-      <w:hyperlink r:id="rId72">
-        <w:r>
-          <w:rPr>
-            <w:lang w:val="zh_TW" w:bidi="zh_TW"/>
-          </w:rPr>
-          <w:rPr>
-            <w:color w:val="0000EE"/>
-            <w:u w:val="single"/>
-          </w:rPr>
-          <w:t>徒15:36–40</w:t>
-        </w:r>
-      </w:hyperlink>
+      <w:r>
+        <w:rPr>
+          <w:lang w:val="zh_TW" w:bidi="zh_TW"/>
+        </w:rPr>
+        <w:t>徒15:36–40</w:t>
+      </w:r>
       <w:r>
         <w:rPr>
           <w:lang w:val="zh_TW" w:bidi="zh_TW"/>
@@ -2395,18 +1945,12 @@
         </w:rPr>
         <w:t>巴拿巴有過在別人的影響下做錯事的經歷。有一次，他曾屈服於這種壓力，做了一件他也明知是錯誤的事（</w:t>
       </w:r>
-      <w:hyperlink r:id="rId73">
-        <w:r>
-          <w:rPr>
-            <w:lang w:val="zh_TW" w:bidi="zh_TW"/>
-          </w:rPr>
-          <w:rPr>
-            <w:color w:val="0000EE"/>
-            <w:u w:val="single"/>
-          </w:rPr>
-          <w:t>加2:11–13</w:t>
-        </w:r>
-      </w:hyperlink>
+      <w:r>
+        <w:rPr>
+          <w:lang w:val="zh_TW" w:bidi="zh_TW"/>
+        </w:rPr>
+        <w:t>加2:11–13</w:t>
+      </w:r>
       <w:r>
         <w:rPr>
           <w:lang w:val="zh_TW" w:bidi="zh_TW"/>
@@ -2436,72 +1980,42 @@
           <w:lang w:val="zh_TW" w:bidi="zh_TW"/>
         </w:rPr>
       </w:r>
-      <w:hyperlink r:id="rId74">
-        <w:r>
-          <w:rPr>
-            <w:lang w:val="zh_TW" w:bidi="zh_TW"/>
-          </w:rPr>
-          <w:rPr>
-            <w:color w:val="0000EE"/>
-            <w:u w:val="single"/>
-          </w:rPr>
-          <w:t>徒4:36–37，</w:t>
-        </w:r>
-      </w:hyperlink>
-      <w:hyperlink r:id="rId75">
-        <w:r>
-          <w:rPr>
-            <w:lang w:val="zh_TW" w:bidi="zh_TW"/>
-          </w:rPr>
-          <w:rPr>
-            <w:color w:val="0000EE"/>
-            <w:u w:val="single"/>
-          </w:rPr>
-          <w:t>9:26–28，</w:t>
-        </w:r>
-      </w:hyperlink>
-      <w:hyperlink r:id="rId76">
-        <w:r>
-          <w:rPr>
-            <w:lang w:val="zh_TW" w:bidi="zh_TW"/>
-          </w:rPr>
-          <w:rPr>
-            <w:color w:val="0000EE"/>
-            <w:u w:val="single"/>
-          </w:rPr>
-          <w:t>11:19–30，</w:t>
-        </w:r>
-      </w:hyperlink>
-      <w:hyperlink r:id="rId77">
-        <w:r>
-          <w:rPr>
-            <w:lang w:val="zh_TW" w:bidi="zh_TW"/>
-          </w:rPr>
-          <w:rPr>
-            <w:color w:val="0000EE"/>
-            <w:u w:val="single"/>
-          </w:rPr>
-          <w:t>13:1–15:40</w:t>
-        </w:r>
-      </w:hyperlink>
+      <w:r>
+        <w:rPr>
+          <w:lang w:val="zh_TW" w:bidi="zh_TW"/>
+        </w:rPr>
+        <w:t>徒4:36–37，</w:t>
+      </w:r>
+      <w:r>
+        <w:rPr>
+          <w:lang w:val="zh_TW" w:bidi="zh_TW"/>
+        </w:rPr>
+        <w:t>9:26–28，</w:t>
+      </w:r>
+      <w:r>
+        <w:rPr>
+          <w:lang w:val="zh_TW" w:bidi="zh_TW"/>
+        </w:rPr>
+        <w:t>11:19–30，</w:t>
+      </w:r>
+      <w:r>
+        <w:rPr>
+          <w:lang w:val="zh_TW" w:bidi="zh_TW"/>
+        </w:rPr>
+        <w:t>13:1–15:40</w:t>
+      </w:r>
       <w:r>
         <w:rPr>
           <w:lang w:val="zh_TW" w:bidi="zh_TW"/>
         </w:rPr>
         <w:t>；</w:t>
       </w:r>
-      <w:hyperlink r:id="rId78">
-        <w:r>
-          <w:rPr>
-            <w:lang w:val="zh_TW" w:bidi="zh_TW"/>
-          </w:rPr>
-          <w:rPr>
-            <w:color w:val="0000EE"/>
-            <w:u w:val="single"/>
-          </w:rPr>
-          <w:t>加2:1–14</w:t>
-        </w:r>
-      </w:hyperlink>
+      <w:r>
+        <w:rPr>
+          <w:lang w:val="zh_TW" w:bidi="zh_TW"/>
+        </w:rPr>
+        <w:t>加2:1–14</w:t>
+      </w:r>
       <w:r>
         <w:rPr>
           <w:lang w:val="zh_TW" w:bidi="zh_TW"/>
@@ -2550,84 +2064,54 @@
         </w:rPr>
         <w:t>烏利亞的妻子拔示巴，是以連的女兒（</w:t>
       </w:r>
-      <w:hyperlink r:id="rId79">
-        <w:r>
-          <w:rPr>
-            <w:lang w:val="zh_TW" w:bidi="zh_TW"/>
-          </w:rPr>
-          <w:rPr>
-            <w:color w:val="0000EE"/>
-            <w:u w:val="single"/>
-          </w:rPr>
-          <w:t>撒下11:3</w:t>
-        </w:r>
-      </w:hyperlink>
+      <w:r>
+        <w:rPr>
+          <w:lang w:val="zh_TW" w:bidi="zh_TW"/>
+        </w:rPr>
+        <w:t>撒下11:3</w:t>
+      </w:r>
       <w:r>
         <w:rPr>
           <w:lang w:val="zh_TW" w:bidi="zh_TW"/>
         </w:rPr>
         <w:t>；另見</w:t>
       </w:r>
-      <w:hyperlink r:id="rId80">
-        <w:r>
-          <w:rPr>
-            <w:lang w:val="zh_TW" w:bidi="zh_TW"/>
-          </w:rPr>
-          <w:rPr>
-            <w:color w:val="0000EE"/>
-            <w:u w:val="single"/>
-          </w:rPr>
-          <w:t>代上3:5</w:t>
-        </w:r>
-      </w:hyperlink>
+      <w:r>
+        <w:rPr>
+          <w:lang w:val="zh_TW" w:bidi="zh_TW"/>
+        </w:rPr>
+        <w:t>代上3:5</w:t>
+      </w:r>
       <w:r>
         <w:rPr>
           <w:lang w:val="zh_TW" w:bidi="zh_TW"/>
         </w:rPr>
         <w:t>）。她是王的顧問——亞希多弗（</w:t>
       </w:r>
-      <w:hyperlink r:id="rId81">
-        <w:r>
-          <w:rPr>
-            <w:lang w:val="zh_TW" w:bidi="zh_TW"/>
-          </w:rPr>
-          <w:rPr>
-            <w:color w:val="0000EE"/>
-            <w:u w:val="single"/>
-          </w:rPr>
-          <w:t>撒下15:12，</w:t>
-        </w:r>
-      </w:hyperlink>
-      <w:hyperlink r:id="rId82">
-        <w:r>
-          <w:rPr>
-            <w:lang w:val="zh_TW" w:bidi="zh_TW"/>
-          </w:rPr>
-          <w:rPr>
-            <w:color w:val="0000EE"/>
-            <w:u w:val="single"/>
-          </w:rPr>
-          <w:t>23:34</w:t>
-        </w:r>
-      </w:hyperlink>
+      <w:r>
+        <w:rPr>
+          <w:lang w:val="zh_TW" w:bidi="zh_TW"/>
+        </w:rPr>
+        <w:t>撒下15:12，</w:t>
+      </w:r>
+      <w:r>
+        <w:rPr>
+          <w:lang w:val="zh_TW" w:bidi="zh_TW"/>
+        </w:rPr>
+        <w:t>23:34</w:t>
+      </w:r>
       <w:r>
         <w:rPr>
           <w:lang w:val="zh_TW" w:bidi="zh_TW"/>
         </w:rPr>
         <w:t>）——的孫女。她的丈夫烏利亞是一位赫人戰士。他在大衛王的軍中，是大衛的一位勇士（</w:t>
       </w:r>
-      <w:hyperlink r:id="rId83">
-        <w:r>
-          <w:rPr>
-            <w:lang w:val="zh_TW" w:bidi="zh_TW"/>
-          </w:rPr>
-          <w:rPr>
-            <w:color w:val="0000EE"/>
-            <w:u w:val="single"/>
-          </w:rPr>
-          <w:t>撒下23:39</w:t>
-        </w:r>
-      </w:hyperlink>
+      <w:r>
+        <w:rPr>
+          <w:lang w:val="zh_TW" w:bidi="zh_TW"/>
+        </w:rPr>
+        <w:t>撒下23:39</w:t>
+      </w:r>
       <w:r>
         <w:rPr>
           <w:lang w:val="zh_TW" w:bidi="zh_TW"/>
@@ -2648,36 +2132,24 @@
         </w:rPr>
         <w:t>一年春天，當軍隊出征時，大衛留在了耶路撒冷（</w:t>
       </w:r>
-      <w:hyperlink r:id="rId84">
-        <w:r>
-          <w:rPr>
-            <w:lang w:val="zh_TW" w:bidi="zh_TW"/>
-          </w:rPr>
-          <w:rPr>
-            <w:color w:val="0000EE"/>
-            <w:u w:val="single"/>
-          </w:rPr>
-          <w:t>撒下11:1</w:t>
-        </w:r>
-      </w:hyperlink>
+      <w:r>
+        <w:rPr>
+          <w:lang w:val="zh_TW" w:bidi="zh_TW"/>
+        </w:rPr>
+        <w:t>撒下11:1</w:t>
+      </w:r>
       <w:r>
         <w:rPr>
           <w:lang w:val="zh_TW" w:bidi="zh_TW"/>
         </w:rPr>
         <w:t>）。午休時大衛在屋頂上散步，俯瞰全城，看見了美麗的拔示巴正在沐浴。他安排人將她帶到了他的臥室。之後與她發生了性關係，導致她懷孕了（</w:t>
       </w:r>
-      <w:hyperlink r:id="rId85">
-        <w:r>
-          <w:rPr>
-            <w:lang w:val="zh_TW" w:bidi="zh_TW"/>
-          </w:rPr>
-          <w:rPr>
-            <w:color w:val="0000EE"/>
-            <w:u w:val="single"/>
-          </w:rPr>
-          <w:t>撒下11:2–4</w:t>
-        </w:r>
-      </w:hyperlink>
+      <w:r>
+        <w:rPr>
+          <w:lang w:val="zh_TW" w:bidi="zh_TW"/>
+        </w:rPr>
+        <w:t>撒下11:2–4</w:t>
+      </w:r>
       <w:r>
         <w:rPr>
           <w:lang w:val="zh_TW" w:bidi="zh_TW"/>
@@ -2698,18 +2170,12 @@
         </w:rPr>
         <w:t>大衛不想讓人知道他所做的錯事，於是試圖隱藏。他命令將軍約押讓烏利亞從戰場上返回來報告戰況。大衛希望烏利亞回家與拔示巴發生性關係。這樣看起來她所懷的孕就像是從烏利亞來的。然而，烏利亞覺得他仍在執勤，所以就睡在了宮門外（</w:t>
       </w:r>
-      <w:hyperlink r:id="rId86">
-        <w:r>
-          <w:rPr>
-            <w:lang w:val="zh_TW" w:bidi="zh_TW"/>
-          </w:rPr>
-          <w:rPr>
-            <w:color w:val="0000EE"/>
-            <w:u w:val="single"/>
-          </w:rPr>
-          <w:t>撒下11:5–13</w:t>
-        </w:r>
-      </w:hyperlink>
+      <w:r>
+        <w:rPr>
+          <w:lang w:val="zh_TW" w:bidi="zh_TW"/>
+        </w:rPr>
+        <w:t>撒下11:5–13</w:t>
+      </w:r>
       <w:r>
         <w:rPr>
           <w:lang w:val="zh_TW" w:bidi="zh_TW"/>
@@ -2730,72 +2196,48 @@
         </w:rPr>
         <w:t>當大衛就此事詢問烏利亞時，他表示正當約櫃和以色列的軍隊在作戰時，他不能與妻子同睡。這個回答讓大衛顯得很糟糕。烏利亞雖然不是以色列人，卻仍通過避免與妻子在一起來預備返回戰場（見</w:t>
       </w:r>
-      <w:hyperlink r:id="rId87">
-        <w:r>
-          <w:rPr>
-            <w:lang w:val="zh_TW" w:bidi="zh_TW"/>
-          </w:rPr>
-          <w:rPr>
-            <w:color w:val="0000EE"/>
-            <w:u w:val="single"/>
-          </w:rPr>
-          <w:t>利15:16–18</w:t>
-        </w:r>
-      </w:hyperlink>
+      <w:r>
+        <w:rPr>
+          <w:lang w:val="zh_TW" w:bidi="zh_TW"/>
+        </w:rPr>
+        <w:t>利15:16–18</w:t>
+      </w:r>
       <w:r>
         <w:rPr>
           <w:lang w:val="zh_TW" w:bidi="zh_TW"/>
         </w:rPr>
         <w:t>）。然而大衛卻留在了家中並試圖掩蓋他的通姦行為。然後，大衛差烏利亞回去，又命令約押確保烏利亞在戰鬥中被殺（</w:t>
       </w:r>
-      <w:hyperlink r:id="rId88">
-        <w:r>
-          <w:rPr>
-            <w:lang w:val="zh_TW" w:bidi="zh_TW"/>
-          </w:rPr>
-          <w:rPr>
-            <w:color w:val="0000EE"/>
-            <w:u w:val="single"/>
-          </w:rPr>
-          <w:t>撒下11:14–25</w:t>
-        </w:r>
-      </w:hyperlink>
+      <w:r>
+        <w:rPr>
+          <w:lang w:val="zh_TW" w:bidi="zh_TW"/>
+        </w:rPr>
+        <w:t>撒下11:14–25</w:t>
+      </w:r>
       <w:r>
         <w:rPr>
           <w:lang w:val="zh_TW" w:bidi="zh_TW"/>
         </w:rPr>
         <w:t>）。烏利亞之死未能保住大衛犯罪的秘密。耶和華派先知拿單來面質大衛，大衛承認了他的罪並且悔改（</w:t>
       </w:r>
-      <w:hyperlink r:id="rId89">
-        <w:r>
-          <w:rPr>
-            <w:lang w:val="zh_TW" w:bidi="zh_TW"/>
-          </w:rPr>
-          <w:rPr>
-            <w:color w:val="0000EE"/>
-            <w:u w:val="single"/>
-          </w:rPr>
-          <w:t>撒下12:1–14</w:t>
-        </w:r>
-      </w:hyperlink>
+      <w:r>
+        <w:rPr>
+          <w:lang w:val="zh_TW" w:bidi="zh_TW"/>
+        </w:rPr>
+        <w:t>撒下12:1–14</w:t>
+      </w:r>
       <w:r>
         <w:rPr>
           <w:lang w:val="zh_TW" w:bidi="zh_TW"/>
         </w:rPr>
         <w:t>；見</w:t>
       </w:r>
-      <w:hyperlink r:id="rId90">
-        <w:r>
-          <w:rPr>
-            <w:lang w:val="zh_TW" w:bidi="zh_TW"/>
-          </w:rPr>
-          <w:rPr>
-            <w:color w:val="0000EE"/>
-            <w:u w:val="single"/>
-          </w:rPr>
-          <w:t>詩51</w:t>
-        </w:r>
-      </w:hyperlink>
+      <w:r>
+        <w:rPr>
+          <w:lang w:val="zh_TW" w:bidi="zh_TW"/>
+        </w:rPr>
+        <w:t>詩51</w:t>
+      </w:r>
       <w:r>
         <w:rPr>
           <w:lang w:val="zh_TW" w:bidi="zh_TW"/>
@@ -2888,36 +2330,24 @@
         </w:rPr>
         <w:t>所羅門（</w:t>
       </w:r>
-      <w:hyperlink r:id="rId91">
-        <w:r>
-          <w:rPr>
-            <w:lang w:val="zh_TW" w:bidi="zh_TW"/>
-          </w:rPr>
-          <w:rPr>
-            <w:color w:val="0000EE"/>
-            <w:u w:val="single"/>
-          </w:rPr>
-          <w:t>撒下12:15–25</w:t>
-        </w:r>
-      </w:hyperlink>
+      <w:r>
+        <w:rPr>
+          <w:lang w:val="zh_TW" w:bidi="zh_TW"/>
+        </w:rPr>
+        <w:t>撒下12:15–25</w:t>
+      </w:r>
       <w:r>
         <w:rPr>
           <w:lang w:val="zh_TW" w:bidi="zh_TW"/>
         </w:rPr>
         <w:t>；</w:t>
       </w:r>
-      <w:hyperlink r:id="rId80">
-        <w:r>
-          <w:rPr>
-            <w:lang w:val="zh_TW" w:bidi="zh_TW"/>
-          </w:rPr>
-          <w:rPr>
-            <w:color w:val="0000EE"/>
-            <w:u w:val="single"/>
-          </w:rPr>
-          <w:t>代上3:5</w:t>
-        </w:r>
-      </w:hyperlink>
+      <w:r>
+        <w:rPr>
+          <w:lang w:val="zh_TW" w:bidi="zh_TW"/>
+        </w:rPr>
+        <w:t>代上3:5</w:t>
+      </w:r>
       <w:r>
         <w:rPr>
           <w:lang w:val="zh_TW" w:bidi="zh_TW"/>
@@ -2938,18 +2368,12 @@
         </w:rPr>
         <w:t>在大衛的餘生中，他的妻子們和孩子們為權力相爭。大衛年紀老邁之時是這場家庭鬥爭最激烈的時候。那時，拔示巴努力確保她的兒子所羅門能成為下一任王（</w:t>
       </w:r>
-      <w:hyperlink r:id="rId92">
-        <w:r>
-          <w:rPr>
-            <w:lang w:val="zh_TW" w:bidi="zh_TW"/>
-          </w:rPr>
-          <w:rPr>
-            <w:color w:val="0000EE"/>
-            <w:u w:val="single"/>
-          </w:rPr>
-          <w:t>王上1:1–53</w:t>
-        </w:r>
-      </w:hyperlink>
+      <w:r>
+        <w:rPr>
+          <w:lang w:val="zh_TW" w:bidi="zh_TW"/>
+        </w:rPr>
+        <w:t>王上1:1–53</w:t>
+      </w:r>
       <w:r>
         <w:rPr>
           <w:lang w:val="zh_TW" w:bidi="zh_TW"/>
@@ -2970,18 +2394,12 @@
         </w:rPr>
         <w:t>當馬太列出彌賽亞耶穌的家譜時，他提到了所羅門和拔示巴（</w:t>
       </w:r>
-      <w:hyperlink r:id="rId93">
-        <w:r>
-          <w:rPr>
-            <w:lang w:val="zh_TW" w:bidi="zh_TW"/>
-          </w:rPr>
-          <w:rPr>
-            <w:color w:val="0000EE"/>
-            <w:u w:val="single"/>
-          </w:rPr>
-          <w:t>太1:6</w:t>
-        </w:r>
-      </w:hyperlink>
+      <w:r>
+        <w:rPr>
+          <w:lang w:val="zh_TW" w:bidi="zh_TW"/>
+        </w:rPr>
+        <w:t>太1:6</w:t>
+      </w:r>
       <w:r>
         <w:rPr>
           <w:lang w:val="zh_TW" w:bidi="zh_TW"/>
@@ -3011,54 +2429,36 @@
           <w:lang w:val="zh_TW" w:bidi="zh_TW"/>
         </w:rPr>
       </w:r>
-      <w:hyperlink r:id="rId94">
-        <w:r>
-          <w:rPr>
-            <w:lang w:val="zh_TW" w:bidi="zh_TW"/>
-          </w:rPr>
-          <w:rPr>
-            <w:color w:val="0000EE"/>
-            <w:u w:val="single"/>
-          </w:rPr>
-          <w:t>撒下11:1–12:25</w:t>
-        </w:r>
-      </w:hyperlink>
+      <w:r>
+        <w:rPr>
+          <w:lang w:val="zh_TW" w:bidi="zh_TW"/>
+        </w:rPr>
+        <w:t>撒下11:1–12:25</w:t>
+      </w:r>
       <w:r>
         <w:rPr>
           <w:lang w:val="zh_TW" w:bidi="zh_TW"/>
         </w:rPr>
         <w:t>；</w:t>
       </w:r>
-      <w:hyperlink r:id="rId95">
-        <w:r>
-          <w:rPr>
-            <w:lang w:val="zh_TW" w:bidi="zh_TW"/>
-          </w:rPr>
-          <w:rPr>
-            <w:color w:val="0000EE"/>
-            <w:u w:val="single"/>
-          </w:rPr>
-          <w:t>王上1:5–2:25</w:t>
-        </w:r>
-      </w:hyperlink>
+      <w:r>
+        <w:rPr>
+          <w:lang w:val="zh_TW" w:bidi="zh_TW"/>
+        </w:rPr>
+        <w:t>王上1:5–2:25</w:t>
+      </w:r>
       <w:r>
         <w:rPr>
           <w:lang w:val="zh_TW" w:bidi="zh_TW"/>
         </w:rPr>
         <w:t>；</w:t>
       </w:r>
-      <w:hyperlink r:id="rId90">
-        <w:r>
-          <w:rPr>
-            <w:lang w:val="zh_TW" w:bidi="zh_TW"/>
-          </w:rPr>
-          <w:rPr>
-            <w:color w:val="0000EE"/>
-            <w:u w:val="single"/>
-          </w:rPr>
-          <w:t>詩51:1–19</w:t>
-        </w:r>
-      </w:hyperlink>
+      <w:r>
+        <w:rPr>
+          <w:lang w:val="zh_TW" w:bidi="zh_TW"/>
+        </w:rPr>
+        <w:t>詩51:1–19</w:t>
+      </w:r>
       <w:r>
         <w:rPr>
           <w:lang w:val="zh_TW" w:bidi="zh_TW"/>
